--- a/public/templates/command-center/Aurixa_Borrowing_Capacity_Report_SAMPLE.docx
+++ b/public/templates/command-center/Aurixa_Borrowing_Capacity_Report_SAMPLE.docx
@@ -449,7 +449,7 @@
         <w:keepLines/>
         <w:pageBreakBefore w:val="0"/>
         <w:widowControl w:val="1"/>
-        <w:spacing w:before="0" w:after="0" w:line="160" w:lineRule="exact"/>
+        <w:spacing w:before="0" w:after="0" w:line="3912" w:lineRule="exact"/>
       </w:pPr>
       <w:r>
         <w:rPr>
@@ -504,7 +504,7 @@
           </w:tcPr>
           <w:p>
             <w:pPr>
-              <w:keepNext w:val="0"/>
+              <w:keepNext/>
               <w:keepLines/>
               <w:pageBreakBefore w:val="0"/>
               <w:widowControl w:val="1"/>
@@ -545,7 +545,7 @@
           </w:tcPr>
           <w:p>
             <w:pPr>
-              <w:keepNext w:val="0"/>
+              <w:keepNext/>
               <w:keepLines/>
               <w:pageBreakBefore w:val="0"/>
               <w:widowControl w:val="1"/>
@@ -584,7 +584,7 @@
           </w:tcPr>
           <w:p>
             <w:pPr>
-              <w:keepNext w:val="0"/>
+              <w:keepNext/>
               <w:keepLines/>
               <w:pageBreakBefore w:val="0"/>
               <w:widowControl w:val="1"/>
@@ -625,7 +625,7 @@
           </w:tcPr>
           <w:p>
             <w:pPr>
-              <w:keepNext w:val="0"/>
+              <w:keepNext/>
               <w:keepLines/>
               <w:pageBreakBefore w:val="0"/>
               <w:widowControl w:val="1"/>
@@ -670,7 +670,7 @@
           </w:tcPr>
           <w:p>
             <w:pPr>
-              <w:keepNext w:val="0"/>
+              <w:keepNext/>
               <w:keepLines/>
               <w:pageBreakBefore w:val="0"/>
               <w:widowControl w:val="1"/>
@@ -711,7 +711,7 @@
           </w:tcPr>
           <w:p>
             <w:pPr>
-              <w:keepNext w:val="0"/>
+              <w:keepNext/>
               <w:keepLines/>
               <w:pageBreakBefore w:val="0"/>
               <w:widowControl w:val="1"/>
@@ -750,7 +750,7 @@
           </w:tcPr>
           <w:p>
             <w:pPr>
-              <w:keepNext w:val="0"/>
+              <w:keepNext/>
               <w:keepLines/>
               <w:pageBreakBefore w:val="0"/>
               <w:widowControl w:val="1"/>
@@ -791,7 +791,7 @@
           </w:tcPr>
           <w:p>
             <w:pPr>
-              <w:keepNext w:val="0"/>
+              <w:keepNext/>
               <w:keepLines/>
               <w:pageBreakBefore w:val="0"/>
               <w:widowControl w:val="1"/>
@@ -980,21 +980,9 @@
     </w:tbl>
     <w:p>
       <w:pPr>
-        <w:keepNext w:val="0"/>
-        <w:keepLines/>
-        <w:pageBreakBefore w:val="0"/>
-        <w:widowControl w:val="1"/>
-        <w:spacing w:before="0" w:after="0"/>
-      </w:pPr>
-      <w:r>
-        <w:br w:type="page"/>
-      </w:r>
-    </w:p>
-    <w:p>
-      <w:pPr>
         <w:keepNext/>
         <w:keepLines/>
-        <w:pageBreakBefore w:val="0"/>
+        <w:pageBreakBefore w:val="1"/>
         <w:widowControl w:val="1"/>
         <w:pBdr>
           <w:bottom w:val="single" w:sz="10" w:space="4" w:color="1D6FE0"/>
@@ -1604,18 +1592,6 @@
         </w:tc>
       </w:tr>
     </w:tbl>
-    <w:p>
-      <w:pPr>
-        <w:keepNext w:val="0"/>
-        <w:keepLines/>
-        <w:pageBreakBefore w:val="0"/>
-        <w:widowControl w:val="1"/>
-        <w:spacing w:before="0" w:after="0"/>
-      </w:pPr>
-      <w:r>
-        <w:br w:type="page"/>
-      </w:r>
-    </w:p>
     <w:p>
       <w:pPr>
         <w:keepNext/>
@@ -4465,7 +4441,7 @@
           </w:tcPr>
           <w:p>
             <w:pPr>
-              <w:keepNext w:val="0"/>
+              <w:keepNext/>
               <w:keepLines/>
               <w:pageBreakBefore w:val="0"/>
               <w:widowControl w:val="1"/>
@@ -4504,7 +4480,7 @@
           </w:tcPr>
           <w:p>
             <w:pPr>
-              <w:keepNext w:val="0"/>
+              <w:keepNext/>
               <w:keepLines/>
               <w:pageBreakBefore w:val="0"/>
               <w:widowControl w:val="1"/>
@@ -4532,7 +4508,7 @@
           </w:tcPr>
           <w:p>
             <w:pPr>
-              <w:keepNext w:val="0"/>
+              <w:keepNext/>
               <w:keepLines/>
               <w:pageBreakBefore w:val="0"/>
               <w:widowControl w:val="1"/>
@@ -4561,7 +4537,7 @@
           </w:tcPr>
           <w:p>
             <w:pPr>
-              <w:keepNext w:val="0"/>
+              <w:keepNext/>
               <w:keepLines/>
               <w:pageBreakBefore w:val="0"/>
               <w:widowControl w:val="1"/>
@@ -4590,7 +4566,7 @@
           </w:tcPr>
           <w:p>
             <w:pPr>
-              <w:keepNext w:val="0"/>
+              <w:keepNext/>
               <w:keepLines/>
               <w:pageBreakBefore w:val="0"/>
               <w:widowControl w:val="1"/>
@@ -5421,18 +5397,6 @@
     </w:tbl>
     <w:p>
       <w:pPr>
-        <w:keepNext w:val="0"/>
-        <w:keepLines/>
-        <w:pageBreakBefore w:val="0"/>
-        <w:widowControl w:val="1"/>
-        <w:spacing w:before="0" w:after="0"/>
-      </w:pPr>
-      <w:r>
-        <w:br w:type="page"/>
-      </w:r>
-    </w:p>
-    <w:p>
-      <w:pPr>
         <w:keepNext/>
         <w:keepLines/>
         <w:pageBreakBefore w:val="0"/>
@@ -5568,7 +5532,7 @@
           </w:tcPr>
           <w:p>
             <w:pPr>
-              <w:keepNext w:val="0"/>
+              <w:keepNext/>
               <w:keepLines/>
               <w:pageBreakBefore w:val="0"/>
               <w:widowControl w:val="1"/>
@@ -5682,7 +5646,11 @@
               </w:tc>
             </w:tr>
           </w:tbl>
-          <w:p/>
+          <w:p>
+            <w:pPr>
+              <w:keepNext/>
+            </w:pPr>
+          </w:p>
         </w:tc>
         <w:tc>
           <w:tcPr>
@@ -5703,7 +5671,7 @@
           </w:tcPr>
           <w:p>
             <w:pPr>
-              <w:keepNext w:val="0"/>
+              <w:keepNext/>
               <w:keepLines/>
               <w:pageBreakBefore w:val="0"/>
               <w:widowControl w:val="1"/>
@@ -5748,7 +5716,7 @@
           </w:tcPr>
           <w:p>
             <w:pPr>
-              <w:keepNext w:val="0"/>
+              <w:keepNext/>
               <w:keepLines/>
               <w:pageBreakBefore w:val="0"/>
               <w:widowControl w:val="1"/>
@@ -5862,7 +5830,11 @@
               </w:tc>
             </w:tr>
           </w:tbl>
-          <w:p/>
+          <w:p>
+            <w:pPr>
+              <w:keepNext/>
+            </w:pPr>
+          </w:p>
         </w:tc>
         <w:tc>
           <w:tcPr>
@@ -5883,7 +5855,7 @@
           </w:tcPr>
           <w:p>
             <w:pPr>
-              <w:keepNext w:val="0"/>
+              <w:keepNext/>
               <w:keepLines/>
               <w:pageBreakBefore w:val="0"/>
               <w:widowControl w:val="1"/>
@@ -5928,7 +5900,7 @@
           </w:tcPr>
           <w:p>
             <w:pPr>
-              <w:keepNext w:val="0"/>
+              <w:keepNext/>
               <w:keepLines/>
               <w:pageBreakBefore w:val="0"/>
               <w:widowControl w:val="1"/>
@@ -6042,7 +6014,11 @@
               </w:tc>
             </w:tr>
           </w:tbl>
-          <w:p/>
+          <w:p>
+            <w:pPr>
+              <w:keepNext/>
+            </w:pPr>
+          </w:p>
         </w:tc>
         <w:tc>
           <w:tcPr>
@@ -6063,7 +6039,7 @@
           </w:tcPr>
           <w:p>
             <w:pPr>
-              <w:keepNext w:val="0"/>
+              <w:keepNext/>
               <w:keepLines/>
               <w:pageBreakBefore w:val="0"/>
               <w:widowControl w:val="1"/>
@@ -6108,7 +6084,7 @@
           </w:tcPr>
           <w:p>
             <w:pPr>
-              <w:keepNext w:val="0"/>
+              <w:keepNext/>
               <w:keepLines/>
               <w:pageBreakBefore w:val="0"/>
               <w:widowControl w:val="1"/>
@@ -6222,7 +6198,11 @@
               </w:tc>
             </w:tr>
           </w:tbl>
-          <w:p/>
+          <w:p>
+            <w:pPr>
+              <w:keepNext/>
+            </w:pPr>
+          </w:p>
         </w:tc>
         <w:tc>
           <w:tcPr>
@@ -6243,7 +6223,7 @@
           </w:tcPr>
           <w:p>
             <w:pPr>
-              <w:keepNext w:val="0"/>
+              <w:keepNext/>
               <w:keepLines/>
               <w:pageBreakBefore w:val="0"/>
               <w:widowControl w:val="1"/>
@@ -6288,7 +6268,7 @@
           </w:tcPr>
           <w:p>
             <w:pPr>
-              <w:keepNext w:val="0"/>
+              <w:keepNext/>
               <w:keepLines/>
               <w:pageBreakBefore w:val="0"/>
               <w:widowControl w:val="1"/>
@@ -6402,7 +6382,11 @@
               </w:tc>
             </w:tr>
           </w:tbl>
-          <w:p/>
+          <w:p>
+            <w:pPr>
+              <w:keepNext/>
+            </w:pPr>
+          </w:p>
         </w:tc>
         <w:tc>
           <w:tcPr>
@@ -6423,7 +6407,7 @@
           </w:tcPr>
           <w:p>
             <w:pPr>
-              <w:keepNext w:val="0"/>
+              <w:keepNext/>
               <w:keepLines/>
               <w:pageBreakBefore w:val="0"/>
               <w:widowControl w:val="1"/>
@@ -7752,18 +7736,6 @@
     </w:tbl>
     <w:p>
       <w:pPr>
-        <w:keepNext w:val="0"/>
-        <w:keepLines/>
-        <w:pageBreakBefore w:val="0"/>
-        <w:widowControl w:val="1"/>
-        <w:spacing w:before="0" w:after="0"/>
-      </w:pPr>
-      <w:r>
-        <w:br w:type="page"/>
-      </w:r>
-    </w:p>
-    <w:p>
-      <w:pPr>
         <w:keepNext/>
         <w:keepLines/>
         <w:pageBreakBefore w:val="0"/>
@@ -9280,21 +9252,9 @@
     </w:tbl>
     <w:p>
       <w:pPr>
-        <w:keepNext w:val="0"/>
-        <w:keepLines/>
-        <w:pageBreakBefore w:val="0"/>
-        <w:widowControl w:val="1"/>
-        <w:spacing w:before="0" w:after="0"/>
-      </w:pPr>
-      <w:r>
-        <w:br w:type="page"/>
-      </w:r>
-    </w:p>
-    <w:p>
-      <w:pPr>
         <w:keepNext/>
         <w:keepLines/>
-        <w:pageBreakBefore w:val="0"/>
+        <w:pageBreakBefore w:val="1"/>
         <w:widowControl w:val="1"/>
         <w:pBdr>
           <w:bottom w:val="single" w:sz="10" w:space="4" w:color="1D6FE0"/>
